--- a/docs/YuvaIntern_Task3_Experimental_Design_and_Evaluation_Metric_Formulation.docx
+++ b/docs/YuvaIntern_Task3_Experimental_Design_and_Evaluation_Metric_Formulation.docx
@@ -490,7 +490,6 @@
           <w:rFonts w:ascii="Times New Roman" w:hAnsi="Times New Roman" w:cs="Times New Roman"/>
           <w:sz w:val="24"/>
           <w:szCs w:val="24"/>
-          <w:lang w:val="en-IN"/>
         </w:rPr>
       </w:pPr>
       <w:r>
@@ -498,29 +497,8 @@
           <w:rFonts w:ascii="Times New Roman" w:hAnsi="Times New Roman" w:cs="Times New Roman"/>
           <w:sz w:val="24"/>
           <w:szCs w:val="24"/>
-          <w:lang w:val="en-IN"/>
-        </w:rPr>
-        <w:t xml:space="preserve">The experiment uses the processed </w:t>
-      </w:r>
-      <w:proofErr w:type="spellStart"/>
-      <w:r>
-        <w:rPr>
-          <w:rFonts w:ascii="Times New Roman" w:hAnsi="Times New Roman" w:cs="Times New Roman"/>
-          <w:sz w:val="24"/>
-          <w:szCs w:val="24"/>
-          <w:lang w:val="en-IN"/>
-        </w:rPr>
-        <w:t>modeling</w:t>
-      </w:r>
-      <w:proofErr w:type="spellEnd"/>
-      <w:r>
-        <w:rPr>
-          <w:rFonts w:ascii="Times New Roman" w:hAnsi="Times New Roman" w:cs="Times New Roman"/>
-          <w:sz w:val="24"/>
-          <w:szCs w:val="24"/>
-          <w:lang w:val="en-IN"/>
-        </w:rPr>
-        <w:t xml:space="preserve"> dataset prepared from Our World in Data CO₂ and Energy datasets, merged using country and year.</w:t>
+        </w:rPr>
+        <w:t>The experiment uses the processed modeling dataset prepared from the Our World in Data CO₂ [7] and Energy [8] datasets, merged using country and year.</w:t>
       </w:r>
     </w:p>
     <w:p>
@@ -1476,7 +1454,6 @@
           <w:rFonts w:ascii="Times New Roman" w:hAnsi="Times New Roman" w:cs="Times New Roman"/>
           <w:sz w:val="24"/>
           <w:szCs w:val="24"/>
-          <w:lang w:val="en-IN"/>
         </w:rPr>
       </w:pPr>
       <w:r>
@@ -1484,41 +1461,8 @@
           <w:rFonts w:ascii="Times New Roman" w:hAnsi="Times New Roman" w:cs="Times New Roman"/>
           <w:sz w:val="24"/>
           <w:szCs w:val="24"/>
-          <w:lang w:val="en-IN"/>
-        </w:rPr>
-        <w:t>R² measures the proportion of variation in the target variable explained by the model relative to a mean-based reference.</w:t>
-      </w:r>
-    </w:p>
-    <w:p>
-      <w:pPr>
-        <w:spacing w:after="60"/>
-        <w:jc w:val="both"/>
-        <w:rPr>
-          <w:rFonts w:ascii="Times New Roman" w:hAnsi="Times New Roman" w:cs="Times New Roman"/>
-          <w:sz w:val="24"/>
-          <w:szCs w:val="24"/>
-          <w:lang w:val="en-IN"/>
-        </w:rPr>
-      </w:pPr>
-      <w:r>
-        <w:rPr>
-          <w:rFonts w:ascii="Times New Roman" w:hAnsi="Times New Roman" w:cs="Times New Roman"/>
-          <w:b/>
-          <w:bCs/>
-          <w:sz w:val="24"/>
-          <w:szCs w:val="24"/>
-          <w:lang w:val="en-IN"/>
-        </w:rPr>
-        <w:t>Rationale:</w:t>
-      </w:r>
-      <w:r>
-        <w:rPr>
-          <w:rFonts w:ascii="Times New Roman" w:hAnsi="Times New Roman" w:cs="Times New Roman"/>
-          <w:sz w:val="24"/>
-          <w:szCs w:val="24"/>
-          <w:lang w:val="en-IN"/>
-        </w:rPr>
-        <w:t xml:space="preserve"> R² provides supplementary information about model fit and allows comparison of explained variation. Higher R² generally indicates a better fit, although it does not independently establish accuracy, temporal generalization or predictive reliability.</w:t>
+        </w:rPr>
+        <w:t>R² is the coefficient of determination, comparing the model's squared prediction errors with the variation in the observed target values. Higher values generally indicate better predictive fit, while negative values indicate performance worse than the mean-based reference for the evaluated data. It should be interpreted alongside MAE and RMSE.</w:t>
       </w:r>
     </w:p>
     <w:p>
@@ -3617,6 +3561,26 @@
           <w:lang w:val="en-IN"/>
         </w:rPr>
         <w:t>The test comparison is descriptive and is not used to retune or select the original regression model.</w:t>
+      </w:r>
+    </w:p>
+    <w:p>
+      <w:pPr>
+        <w:spacing w:after="60"/>
+        <w:jc w:val="both"/>
+        <w:rPr>
+          <w:rFonts w:ascii="Times New Roman" w:hAnsi="Times New Roman" w:cs="Times New Roman"/>
+          <w:sz w:val="24"/>
+          <w:szCs w:val="24"/>
+          <w:lang w:val="en-IN"/>
+        </w:rPr>
+      </w:pPr>
+      <w:r>
+        <w:rPr>
+          <w:rFonts w:ascii="Times New Roman" w:hAnsi="Times New Roman" w:cs="Times New Roman"/>
+          <w:sz w:val="24"/>
+          <w:szCs w:val="24"/>
+        </w:rPr>
+        <w:t>The predictions are evaluated sequentially: the 2021 prediction uses observed historical emissions through 2020, and the 2022 prediction uses the observed 2021 emissions as its latest CO₂ lag. Therefore, the test metrics represent sequential one-year-ahead conditional predictions rather than a single forecast of both years made at the end of 2020.</w:t>
       </w:r>
     </w:p>
     <w:p>
@@ -5928,14 +5892,313 @@
         <w:jc w:val="both"/>
         <w:rPr>
           <w:rFonts w:ascii="Times New Roman" w:hAnsi="Times New Roman" w:cs="Times New Roman"/>
-          <w:b/>
-          <w:bCs/>
           <w:sz w:val="24"/>
           <w:szCs w:val="24"/>
           <w:lang w:val="en-IN"/>
         </w:rPr>
       </w:pPr>
+      <w:r>
+        <w:rPr>
+          <w:rFonts w:ascii="Times New Roman" w:hAnsi="Times New Roman" w:cs="Times New Roman"/>
+          <w:sz w:val="24"/>
+          <w:szCs w:val="24"/>
+        </w:rPr>
+        <w:t>Mean fold metrics average the individual fold scores, giving each fold equal weight, whereas pooled out-of-fold metrics are calculated over all held-out predictions combined. Consequently, their values can differ, particularly for R², which depends on the variation in the observations within the evaluation set.</w:t>
+      </w:r>
     </w:p>
+    <w:tbl>
+      <w:tblPr>
+        <w:tblW w:w="6242" w:type="dxa"/>
+        <w:tblCellSpacing w:w="15" w:type="dxa"/>
+        <w:tblBorders>
+          <w:top w:val="single" w:sz="4" w:space="0" w:color="auto"/>
+          <w:left w:val="single" w:sz="4" w:space="0" w:color="auto"/>
+          <w:bottom w:val="single" w:sz="4" w:space="0" w:color="auto"/>
+          <w:right w:val="single" w:sz="4" w:space="0" w:color="auto"/>
+          <w:insideH w:val="single" w:sz="4" w:space="0" w:color="auto"/>
+          <w:insideV w:val="single" w:sz="4" w:space="0" w:color="auto"/>
+        </w:tblBorders>
+        <w:tblCellMar>
+          <w:top w:w="15" w:type="dxa"/>
+          <w:left w:w="15" w:type="dxa"/>
+          <w:bottom w:w="15" w:type="dxa"/>
+          <w:right w:w="15" w:type="dxa"/>
+        </w:tblCellMar>
+        <w:tblLook w:val="04A0" w:firstRow="1" w:lastRow="0" w:firstColumn="1" w:lastColumn="0" w:noHBand="0" w:noVBand="1"/>
+      </w:tblPr>
+      <w:tblGrid>
+        <w:gridCol w:w="2870"/>
+        <w:gridCol w:w="3372"/>
+      </w:tblGrid>
+      <w:tr>
+        <w:trPr>
+          <w:trHeight w:val="113"/>
+          <w:tblCellSpacing w:w="15" w:type="dxa"/>
+        </w:trPr>
+        <w:tc>
+          <w:tcPr>
+            <w:tcW w:w="0" w:type="auto"/>
+            <w:vAlign w:val="center"/>
+            <w:hideMark/>
+          </w:tcPr>
+          <w:p>
+            <w:pPr>
+              <w:spacing w:after="60"/>
+              <w:jc w:val="center"/>
+              <w:rPr>
+                <w:rFonts w:ascii="Times New Roman" w:hAnsi="Times New Roman" w:cs="Times New Roman"/>
+                <w:b/>
+                <w:bCs/>
+                <w:sz w:val="20"/>
+                <w:szCs w:val="20"/>
+                <w:lang w:val="en-IN"/>
+              </w:rPr>
+            </w:pPr>
+            <w:r>
+              <w:rPr>
+                <w:rFonts w:ascii="Times New Roman" w:hAnsi="Times New Roman" w:cs="Times New Roman"/>
+                <w:b/>
+                <w:bCs/>
+                <w:sz w:val="20"/>
+                <w:szCs w:val="20"/>
+                <w:lang w:val="en-IN"/>
+              </w:rPr>
+              <w:t>Model</w:t>
+            </w:r>
+          </w:p>
+        </w:tc>
+        <w:tc>
+          <w:tcPr>
+            <w:tcW w:w="0" w:type="auto"/>
+            <w:vAlign w:val="center"/>
+            <w:hideMark/>
+          </w:tcPr>
+          <w:p>
+            <w:pPr>
+              <w:spacing w:after="60"/>
+              <w:jc w:val="center"/>
+              <w:rPr>
+                <w:rFonts w:ascii="Times New Roman" w:hAnsi="Times New Roman" w:cs="Times New Roman"/>
+                <w:b/>
+                <w:bCs/>
+                <w:sz w:val="20"/>
+                <w:szCs w:val="20"/>
+                <w:lang w:val="en-IN"/>
+              </w:rPr>
+            </w:pPr>
+            <w:r>
+              <w:rPr>
+                <w:rFonts w:ascii="Times New Roman" w:hAnsi="Times New Roman" w:cs="Times New Roman"/>
+                <w:b/>
+                <w:bCs/>
+                <w:sz w:val="20"/>
+                <w:szCs w:val="20"/>
+                <w:lang w:val="en-IN"/>
+              </w:rPr>
+              <w:t>R² standard deviation</w:t>
+            </w:r>
+          </w:p>
+        </w:tc>
+      </w:tr>
+      <w:tr>
+        <w:trPr>
+          <w:trHeight w:val="113"/>
+          <w:tblCellSpacing w:w="15" w:type="dxa"/>
+        </w:trPr>
+        <w:tc>
+          <w:tcPr>
+            <w:tcW w:w="0" w:type="auto"/>
+            <w:vAlign w:val="center"/>
+            <w:hideMark/>
+          </w:tcPr>
+          <w:p>
+            <w:pPr>
+              <w:spacing w:after="60"/>
+              <w:jc w:val="center"/>
+              <w:rPr>
+                <w:rFonts w:ascii="Times New Roman" w:hAnsi="Times New Roman" w:cs="Times New Roman"/>
+                <w:b/>
+                <w:bCs/>
+                <w:sz w:val="20"/>
+                <w:szCs w:val="20"/>
+                <w:lang w:val="en-IN"/>
+              </w:rPr>
+            </w:pPr>
+            <w:r>
+              <w:rPr>
+                <w:rFonts w:ascii="Times New Roman" w:hAnsi="Times New Roman" w:cs="Times New Roman"/>
+                <w:b/>
+                <w:bCs/>
+                <w:sz w:val="20"/>
+                <w:szCs w:val="20"/>
+                <w:lang w:val="en-IN"/>
+              </w:rPr>
+              <w:t>Linear Regression</w:t>
+            </w:r>
+          </w:p>
+        </w:tc>
+        <w:tc>
+          <w:tcPr>
+            <w:tcW w:w="0" w:type="auto"/>
+            <w:vAlign w:val="center"/>
+            <w:hideMark/>
+          </w:tcPr>
+          <w:p>
+            <w:pPr>
+              <w:spacing w:after="60"/>
+              <w:jc w:val="center"/>
+              <w:rPr>
+                <w:rFonts w:ascii="Times New Roman" w:hAnsi="Times New Roman" w:cs="Times New Roman"/>
+                <w:sz w:val="20"/>
+                <w:szCs w:val="20"/>
+                <w:lang w:val="en-IN"/>
+              </w:rPr>
+            </w:pPr>
+            <w:r>
+              <w:rPr>
+                <w:rFonts w:ascii="Times New Roman" w:hAnsi="Times New Roman" w:cs="Times New Roman"/>
+                <w:sz w:val="20"/>
+                <w:szCs w:val="20"/>
+                <w:lang w:val="en-IN"/>
+              </w:rPr>
+              <w:t>0.1412</w:t>
+            </w:r>
+          </w:p>
+        </w:tc>
+      </w:tr>
+      <w:tr>
+        <w:trPr>
+          <w:trHeight w:val="113"/>
+          <w:tblCellSpacing w:w="15" w:type="dxa"/>
+        </w:trPr>
+        <w:tc>
+          <w:tcPr>
+            <w:tcW w:w="0" w:type="auto"/>
+            <w:vAlign w:val="center"/>
+            <w:hideMark/>
+          </w:tcPr>
+          <w:p>
+            <w:pPr>
+              <w:spacing w:after="60"/>
+              <w:jc w:val="center"/>
+              <w:rPr>
+                <w:rFonts w:ascii="Times New Roman" w:hAnsi="Times New Roman" w:cs="Times New Roman"/>
+                <w:b/>
+                <w:bCs/>
+                <w:sz w:val="20"/>
+                <w:szCs w:val="20"/>
+                <w:lang w:val="en-IN"/>
+              </w:rPr>
+            </w:pPr>
+            <w:r>
+              <w:rPr>
+                <w:rFonts w:ascii="Times New Roman" w:hAnsi="Times New Roman" w:cs="Times New Roman"/>
+                <w:b/>
+                <w:bCs/>
+                <w:sz w:val="20"/>
+                <w:szCs w:val="20"/>
+                <w:lang w:val="en-IN"/>
+              </w:rPr>
+              <w:t>Random Forest</w:t>
+            </w:r>
+          </w:p>
+        </w:tc>
+        <w:tc>
+          <w:tcPr>
+            <w:tcW w:w="0" w:type="auto"/>
+            <w:vAlign w:val="center"/>
+            <w:hideMark/>
+          </w:tcPr>
+          <w:p>
+            <w:pPr>
+              <w:spacing w:after="60"/>
+              <w:jc w:val="center"/>
+              <w:rPr>
+                <w:rFonts w:ascii="Times New Roman" w:hAnsi="Times New Roman" w:cs="Times New Roman"/>
+                <w:sz w:val="20"/>
+                <w:szCs w:val="20"/>
+                <w:lang w:val="en-IN"/>
+              </w:rPr>
+            </w:pPr>
+            <w:r>
+              <w:rPr>
+                <w:rFonts w:ascii="Times New Roman" w:hAnsi="Times New Roman" w:cs="Times New Roman"/>
+                <w:sz w:val="20"/>
+                <w:szCs w:val="20"/>
+                <w:lang w:val="en-IN"/>
+              </w:rPr>
+              <w:t>0.3290</w:t>
+            </w:r>
+          </w:p>
+        </w:tc>
+      </w:tr>
+      <w:tr>
+        <w:trPr>
+          <w:trHeight w:val="113"/>
+          <w:tblCellSpacing w:w="15" w:type="dxa"/>
+        </w:trPr>
+        <w:tc>
+          <w:tcPr>
+            <w:tcW w:w="0" w:type="auto"/>
+            <w:vAlign w:val="center"/>
+            <w:hideMark/>
+          </w:tcPr>
+          <w:p>
+            <w:pPr>
+              <w:spacing w:after="60"/>
+              <w:jc w:val="center"/>
+              <w:rPr>
+                <w:rFonts w:ascii="Times New Roman" w:hAnsi="Times New Roman" w:cs="Times New Roman"/>
+                <w:b/>
+                <w:bCs/>
+                <w:sz w:val="20"/>
+                <w:szCs w:val="20"/>
+                <w:lang w:val="en-IN"/>
+              </w:rPr>
+            </w:pPr>
+            <w:r>
+              <w:rPr>
+                <w:rFonts w:ascii="Times New Roman" w:hAnsi="Times New Roman" w:cs="Times New Roman"/>
+                <w:b/>
+                <w:bCs/>
+                <w:sz w:val="20"/>
+                <w:szCs w:val="20"/>
+                <w:lang w:val="en-IN"/>
+              </w:rPr>
+              <w:t>Gradient Boosting</w:t>
+            </w:r>
+          </w:p>
+        </w:tc>
+        <w:tc>
+          <w:tcPr>
+            <w:tcW w:w="0" w:type="auto"/>
+            <w:vAlign w:val="center"/>
+            <w:hideMark/>
+          </w:tcPr>
+          <w:p>
+            <w:pPr>
+              <w:spacing w:after="60"/>
+              <w:jc w:val="center"/>
+              <w:rPr>
+                <w:rFonts w:ascii="Times New Roman" w:hAnsi="Times New Roman" w:cs="Times New Roman"/>
+                <w:sz w:val="20"/>
+                <w:szCs w:val="20"/>
+                <w:lang w:val="en-IN"/>
+              </w:rPr>
+            </w:pPr>
+            <w:r>
+              <w:rPr>
+                <w:rFonts w:ascii="Times New Roman" w:hAnsi="Times New Roman" w:cs="Times New Roman"/>
+                <w:sz w:val="20"/>
+                <w:szCs w:val="20"/>
+                <w:lang w:val="en-IN"/>
+              </w:rPr>
+              <w:t>0.1305</w:t>
+            </w:r>
+          </w:p>
+        </w:tc>
+      </w:tr>
+    </w:tbl>
     <w:p>
       <w:pPr>
         <w:spacing w:after="60"/>
@@ -6868,18 +7131,6 @@
           <w:lang w:val="en-IN"/>
         </w:rPr>
       </w:pPr>
-    </w:p>
-    <w:p>
-      <w:pPr>
-        <w:spacing w:after="60"/>
-        <w:jc w:val="both"/>
-        <w:rPr>
-          <w:rFonts w:ascii="Times New Roman" w:hAnsi="Times New Roman" w:cs="Times New Roman"/>
-          <w:sz w:val="24"/>
-          <w:szCs w:val="24"/>
-          <w:lang w:val="en-IN"/>
-        </w:rPr>
-      </w:pPr>
       <w:r>
         <w:rPr>
           <w:rFonts w:ascii="Times New Roman" w:hAnsi="Times New Roman" w:cs="Times New Roman"/>
@@ -6911,20 +7162,416 @@
         <w:t>The results show that model errors varied substantially across validation years, with higher RMSE values in 2014 and 2015.</w:t>
       </w:r>
     </w:p>
-    <w:p>
-      <w:pPr>
-        <w:spacing w:after="60"/>
-        <w:jc w:val="both"/>
-        <w:rPr>
-          <w:rFonts w:ascii="Times New Roman" w:hAnsi="Times New Roman" w:cs="Times New Roman"/>
-          <w:b/>
-          <w:bCs/>
-          <w:sz w:val="24"/>
-          <w:szCs w:val="24"/>
-          <w:lang w:val="en-IN"/>
-        </w:rPr>
-      </w:pPr>
-    </w:p>
+    <w:tbl>
+      <w:tblPr>
+        <w:tblW w:w="8308" w:type="dxa"/>
+        <w:tblCellSpacing w:w="15" w:type="dxa"/>
+        <w:tblBorders>
+          <w:top w:val="single" w:sz="4" w:space="0" w:color="auto"/>
+          <w:left w:val="single" w:sz="4" w:space="0" w:color="auto"/>
+          <w:bottom w:val="single" w:sz="4" w:space="0" w:color="auto"/>
+          <w:right w:val="single" w:sz="4" w:space="0" w:color="auto"/>
+          <w:insideH w:val="single" w:sz="4" w:space="0" w:color="auto"/>
+          <w:insideV w:val="single" w:sz="4" w:space="0" w:color="auto"/>
+        </w:tblBorders>
+        <w:tblCellMar>
+          <w:top w:w="15" w:type="dxa"/>
+          <w:left w:w="15" w:type="dxa"/>
+          <w:bottom w:w="15" w:type="dxa"/>
+          <w:right w:w="15" w:type="dxa"/>
+        </w:tblCellMar>
+        <w:tblLook w:val="04A0" w:firstRow="1" w:lastRow="0" w:firstColumn="1" w:lastColumn="0" w:noHBand="0" w:noVBand="1"/>
+      </w:tblPr>
+      <w:tblGrid>
+        <w:gridCol w:w="2057"/>
+        <w:gridCol w:w="3018"/>
+        <w:gridCol w:w="3233"/>
+      </w:tblGrid>
+      <w:tr>
+        <w:trPr>
+          <w:trHeight w:val="20"/>
+          <w:tblCellSpacing w:w="15" w:type="dxa"/>
+        </w:trPr>
+        <w:tc>
+          <w:tcPr>
+            <w:tcW w:w="0" w:type="auto"/>
+            <w:vAlign w:val="center"/>
+            <w:hideMark/>
+          </w:tcPr>
+          <w:p>
+            <w:pPr>
+              <w:spacing w:after="60"/>
+              <w:jc w:val="center"/>
+              <w:rPr>
+                <w:rFonts w:ascii="Times New Roman" w:hAnsi="Times New Roman" w:cs="Times New Roman"/>
+                <w:b/>
+                <w:bCs/>
+                <w:sz w:val="20"/>
+                <w:szCs w:val="20"/>
+                <w:lang w:val="en-IN"/>
+              </w:rPr>
+            </w:pPr>
+            <w:r>
+              <w:rPr>
+                <w:rFonts w:ascii="Times New Roman" w:hAnsi="Times New Roman" w:cs="Times New Roman"/>
+                <w:b/>
+                <w:bCs/>
+                <w:sz w:val="20"/>
+                <w:szCs w:val="20"/>
+                <w:lang w:val="en-IN"/>
+              </w:rPr>
+              <w:t>Metric</w:t>
+            </w:r>
+          </w:p>
+        </w:tc>
+        <w:tc>
+          <w:tcPr>
+            <w:tcW w:w="0" w:type="auto"/>
+            <w:vAlign w:val="center"/>
+            <w:hideMark/>
+          </w:tcPr>
+          <w:p>
+            <w:pPr>
+              <w:spacing w:after="60"/>
+              <w:jc w:val="center"/>
+              <w:rPr>
+                <w:rFonts w:ascii="Times New Roman" w:hAnsi="Times New Roman" w:cs="Times New Roman"/>
+                <w:b/>
+                <w:bCs/>
+                <w:sz w:val="20"/>
+                <w:szCs w:val="20"/>
+                <w:lang w:val="en-IN"/>
+              </w:rPr>
+            </w:pPr>
+            <w:r>
+              <w:rPr>
+                <w:rFonts w:ascii="Times New Roman" w:hAnsi="Times New Roman" w:cs="Times New Roman"/>
+                <w:b/>
+                <w:bCs/>
+                <w:sz w:val="20"/>
+                <w:szCs w:val="20"/>
+                <w:lang w:val="en-IN"/>
+              </w:rPr>
+              <w:t>Mean across folds</w:t>
+            </w:r>
+          </w:p>
+        </w:tc>
+        <w:tc>
+          <w:tcPr>
+            <w:tcW w:w="0" w:type="auto"/>
+            <w:vAlign w:val="center"/>
+            <w:hideMark/>
+          </w:tcPr>
+          <w:p>
+            <w:pPr>
+              <w:spacing w:after="60"/>
+              <w:jc w:val="center"/>
+              <w:rPr>
+                <w:rFonts w:ascii="Times New Roman" w:hAnsi="Times New Roman" w:cs="Times New Roman"/>
+                <w:b/>
+                <w:bCs/>
+                <w:sz w:val="20"/>
+                <w:szCs w:val="20"/>
+                <w:lang w:val="en-IN"/>
+              </w:rPr>
+            </w:pPr>
+            <w:r>
+              <w:rPr>
+                <w:rFonts w:ascii="Times New Roman" w:hAnsi="Times New Roman" w:cs="Times New Roman"/>
+                <w:b/>
+                <w:bCs/>
+                <w:sz w:val="20"/>
+                <w:szCs w:val="20"/>
+                <w:lang w:val="en-IN"/>
+              </w:rPr>
+              <w:t>Standard deviation</w:t>
+            </w:r>
+          </w:p>
+        </w:tc>
+      </w:tr>
+      <w:tr>
+        <w:trPr>
+          <w:trHeight w:val="20"/>
+          <w:tblCellSpacing w:w="15" w:type="dxa"/>
+        </w:trPr>
+        <w:tc>
+          <w:tcPr>
+            <w:tcW w:w="0" w:type="auto"/>
+            <w:vAlign w:val="center"/>
+            <w:hideMark/>
+          </w:tcPr>
+          <w:p>
+            <w:pPr>
+              <w:spacing w:after="60"/>
+              <w:jc w:val="center"/>
+              <w:rPr>
+                <w:rFonts w:ascii="Times New Roman" w:hAnsi="Times New Roman" w:cs="Times New Roman"/>
+                <w:b/>
+                <w:bCs/>
+                <w:sz w:val="20"/>
+                <w:szCs w:val="20"/>
+                <w:lang w:val="en-IN"/>
+              </w:rPr>
+            </w:pPr>
+            <w:r>
+              <w:rPr>
+                <w:rFonts w:ascii="Times New Roman" w:hAnsi="Times New Roman" w:cs="Times New Roman"/>
+                <w:b/>
+                <w:bCs/>
+                <w:sz w:val="20"/>
+                <w:szCs w:val="20"/>
+                <w:lang w:val="en-IN"/>
+              </w:rPr>
+              <w:t>MAE (Mt)</w:t>
+            </w:r>
+          </w:p>
+        </w:tc>
+        <w:tc>
+          <w:tcPr>
+            <w:tcW w:w="0" w:type="auto"/>
+            <w:vAlign w:val="center"/>
+            <w:hideMark/>
+          </w:tcPr>
+          <w:p>
+            <w:pPr>
+              <w:spacing w:after="60"/>
+              <w:jc w:val="center"/>
+              <w:rPr>
+                <w:rFonts w:ascii="Times New Roman" w:hAnsi="Times New Roman" w:cs="Times New Roman"/>
+                <w:sz w:val="20"/>
+                <w:szCs w:val="20"/>
+                <w:lang w:val="en-IN"/>
+              </w:rPr>
+            </w:pPr>
+            <w:r>
+              <w:rPr>
+                <w:rFonts w:ascii="Times New Roman" w:hAnsi="Times New Roman" w:cs="Times New Roman"/>
+                <w:sz w:val="20"/>
+                <w:szCs w:val="20"/>
+                <w:lang w:val="en-IN"/>
+              </w:rPr>
+              <w:t>20.8728</w:t>
+            </w:r>
+          </w:p>
+        </w:tc>
+        <w:tc>
+          <w:tcPr>
+            <w:tcW w:w="0" w:type="auto"/>
+            <w:vAlign w:val="center"/>
+            <w:hideMark/>
+          </w:tcPr>
+          <w:p>
+            <w:pPr>
+              <w:spacing w:after="60"/>
+              <w:jc w:val="center"/>
+              <w:rPr>
+                <w:rFonts w:ascii="Times New Roman" w:hAnsi="Times New Roman" w:cs="Times New Roman"/>
+                <w:sz w:val="20"/>
+                <w:szCs w:val="20"/>
+                <w:lang w:val="en-IN"/>
+              </w:rPr>
+            </w:pPr>
+            <w:r>
+              <w:rPr>
+                <w:rFonts w:ascii="Times New Roman" w:hAnsi="Times New Roman" w:cs="Times New Roman"/>
+                <w:sz w:val="20"/>
+                <w:szCs w:val="20"/>
+                <w:lang w:val="en-IN"/>
+              </w:rPr>
+              <w:t>10.7169</w:t>
+            </w:r>
+          </w:p>
+        </w:tc>
+      </w:tr>
+      <w:tr>
+        <w:trPr>
+          <w:trHeight w:val="20"/>
+          <w:tblCellSpacing w:w="15" w:type="dxa"/>
+        </w:trPr>
+        <w:tc>
+          <w:tcPr>
+            <w:tcW w:w="0" w:type="auto"/>
+            <w:vAlign w:val="center"/>
+            <w:hideMark/>
+          </w:tcPr>
+          <w:p>
+            <w:pPr>
+              <w:spacing w:after="60"/>
+              <w:jc w:val="center"/>
+              <w:rPr>
+                <w:rFonts w:ascii="Times New Roman" w:hAnsi="Times New Roman" w:cs="Times New Roman"/>
+                <w:b/>
+                <w:bCs/>
+                <w:sz w:val="20"/>
+                <w:szCs w:val="20"/>
+                <w:lang w:val="en-IN"/>
+              </w:rPr>
+            </w:pPr>
+            <w:r>
+              <w:rPr>
+                <w:rFonts w:ascii="Times New Roman" w:hAnsi="Times New Roman" w:cs="Times New Roman"/>
+                <w:b/>
+                <w:bCs/>
+                <w:sz w:val="20"/>
+                <w:szCs w:val="20"/>
+                <w:lang w:val="en-IN"/>
+              </w:rPr>
+              <w:t>RMSE (Mt)</w:t>
+            </w:r>
+          </w:p>
+        </w:tc>
+        <w:tc>
+          <w:tcPr>
+            <w:tcW w:w="0" w:type="auto"/>
+            <w:vAlign w:val="center"/>
+            <w:hideMark/>
+          </w:tcPr>
+          <w:p>
+            <w:pPr>
+              <w:spacing w:after="60"/>
+              <w:jc w:val="center"/>
+              <w:rPr>
+                <w:rFonts w:ascii="Times New Roman" w:hAnsi="Times New Roman" w:cs="Times New Roman"/>
+                <w:sz w:val="20"/>
+                <w:szCs w:val="20"/>
+                <w:lang w:val="en-IN"/>
+              </w:rPr>
+            </w:pPr>
+            <w:r>
+              <w:rPr>
+                <w:rFonts w:ascii="Times New Roman" w:hAnsi="Times New Roman" w:cs="Times New Roman"/>
+                <w:sz w:val="20"/>
+                <w:szCs w:val="20"/>
+                <w:lang w:val="en-IN"/>
+              </w:rPr>
+              <w:t>104.1158</w:t>
+            </w:r>
+          </w:p>
+        </w:tc>
+        <w:tc>
+          <w:tcPr>
+            <w:tcW w:w="0" w:type="auto"/>
+            <w:vAlign w:val="center"/>
+            <w:hideMark/>
+          </w:tcPr>
+          <w:p>
+            <w:pPr>
+              <w:spacing w:after="60"/>
+              <w:jc w:val="center"/>
+              <w:rPr>
+                <w:rFonts w:ascii="Times New Roman" w:hAnsi="Times New Roman" w:cs="Times New Roman"/>
+                <w:sz w:val="20"/>
+                <w:szCs w:val="20"/>
+                <w:lang w:val="en-IN"/>
+              </w:rPr>
+            </w:pPr>
+            <w:r>
+              <w:rPr>
+                <w:rFonts w:ascii="Times New Roman" w:hAnsi="Times New Roman" w:cs="Times New Roman"/>
+                <w:sz w:val="20"/>
+                <w:szCs w:val="20"/>
+                <w:lang w:val="en-IN"/>
+              </w:rPr>
+              <w:t>89.5365</w:t>
+            </w:r>
+          </w:p>
+        </w:tc>
+      </w:tr>
+      <w:tr>
+        <w:trPr>
+          <w:trHeight w:val="20"/>
+          <w:tblCellSpacing w:w="15" w:type="dxa"/>
+        </w:trPr>
+        <w:tc>
+          <w:tcPr>
+            <w:tcW w:w="0" w:type="auto"/>
+            <w:vAlign w:val="center"/>
+            <w:hideMark/>
+          </w:tcPr>
+          <w:p>
+            <w:pPr>
+              <w:spacing w:after="60"/>
+              <w:jc w:val="center"/>
+              <w:rPr>
+                <w:rFonts w:ascii="Times New Roman" w:hAnsi="Times New Roman" w:cs="Times New Roman"/>
+                <w:b/>
+                <w:bCs/>
+                <w:sz w:val="20"/>
+                <w:szCs w:val="20"/>
+                <w:lang w:val="en-IN"/>
+              </w:rPr>
+            </w:pPr>
+            <w:r>
+              <w:rPr>
+                <w:rFonts w:ascii="Times New Roman" w:hAnsi="Times New Roman" w:cs="Times New Roman"/>
+                <w:b/>
+                <w:bCs/>
+                <w:sz w:val="20"/>
+                <w:szCs w:val="20"/>
+                <w:lang w:val="en-IN"/>
+              </w:rPr>
+              <w:t>R²</w:t>
+            </w:r>
+          </w:p>
+        </w:tc>
+        <w:tc>
+          <w:tcPr>
+            <w:tcW w:w="0" w:type="auto"/>
+            <w:vAlign w:val="center"/>
+            <w:hideMark/>
+          </w:tcPr>
+          <w:p>
+            <w:pPr>
+              <w:spacing w:after="60"/>
+              <w:jc w:val="center"/>
+              <w:rPr>
+                <w:rFonts w:ascii="Times New Roman" w:hAnsi="Times New Roman" w:cs="Times New Roman"/>
+                <w:sz w:val="20"/>
+                <w:szCs w:val="20"/>
+                <w:lang w:val="en-IN"/>
+              </w:rPr>
+            </w:pPr>
+            <w:r>
+              <w:rPr>
+                <w:rFonts w:ascii="Times New Roman" w:hAnsi="Times New Roman" w:cs="Times New Roman"/>
+                <w:sz w:val="20"/>
+                <w:szCs w:val="20"/>
+                <w:lang w:val="en-IN"/>
+              </w:rPr>
+              <w:t>0.9893</w:t>
+            </w:r>
+          </w:p>
+        </w:tc>
+        <w:tc>
+          <w:tcPr>
+            <w:tcW w:w="0" w:type="auto"/>
+            <w:vAlign w:val="center"/>
+            <w:hideMark/>
+          </w:tcPr>
+          <w:p>
+            <w:pPr>
+              <w:spacing w:after="60"/>
+              <w:jc w:val="center"/>
+              <w:rPr>
+                <w:rFonts w:ascii="Times New Roman" w:hAnsi="Times New Roman" w:cs="Times New Roman"/>
+                <w:sz w:val="20"/>
+                <w:szCs w:val="20"/>
+                <w:lang w:val="en-IN"/>
+              </w:rPr>
+            </w:pPr>
+            <w:r>
+              <w:rPr>
+                <w:rFonts w:ascii="Times New Roman" w:hAnsi="Times New Roman" w:cs="Times New Roman"/>
+                <w:sz w:val="20"/>
+                <w:szCs w:val="20"/>
+                <w:lang w:val="en-IN"/>
+              </w:rPr>
+              <w:t>0.0132</w:t>
+            </w:r>
+          </w:p>
+        </w:tc>
+      </w:tr>
+    </w:tbl>
     <w:p>
       <w:pPr>
         <w:spacing w:after="60"/>
@@ -7608,6 +8255,7 @@
                 <w:szCs w:val="20"/>
                 <w:lang w:val="en-IN"/>
               </w:rPr>
+              <w:lastRenderedPageBreak/>
               <w:t>Pooled R²</w:t>
             </w:r>
           </w:p>
@@ -7821,7 +8469,6 @@
                 <w:szCs w:val="24"/>
                 <w:lang w:val="en-IN"/>
               </w:rPr>
-              <w:lastRenderedPageBreak/>
               <w:t>Metric</w:t>
             </w:r>
           </w:p>
